--- a/reports/practice_report.docx
+++ b/reports/practice_report.docx
@@ -4,7 +4,6 @@
   <w:body>
     <w:p>
       <w:pPr>
-        <w:spacing w:after="0"/>
         <w:ind w:firstLine="0"/>
         <w:jc w:val="center"/>
       </w:pPr>
@@ -19,7 +18,6 @@
     </w:p>
     <w:p>
       <w:pPr>
-        <w:spacing w:after="0"/>
         <w:ind w:firstLine="0"/>
         <w:jc w:val="center"/>
       </w:pPr>
@@ -34,7 +32,6 @@
     </w:p>
     <w:p>
       <w:pPr>
-        <w:spacing w:after="0"/>
         <w:ind w:firstLine="0"/>
         <w:jc w:val="center"/>
       </w:pPr>
@@ -51,7 +48,6 @@
     </w:p>
     <w:p>
       <w:pPr>
-        <w:spacing w:after="0"/>
         <w:ind w:firstLine="0"/>
         <w:jc w:val="center"/>
       </w:pPr>
@@ -67,9 +63,9 @@
     <w:p/>
     <w:p/>
     <w:p/>
+    <w:p/>
     <w:p>
       <w:pPr>
-        <w:spacing w:after="0"/>
         <w:ind w:firstLine="0"/>
         <w:jc w:val="center"/>
       </w:pPr>
@@ -77,14 +73,13 @@
         <w:rPr>
           <w:rFonts w:ascii="Times New Roman" w:hAnsi="Times New Roman"/>
           <w:b/>
-          <w:sz w:val="32"/>
+          <w:sz w:val="28"/>
         </w:rPr>
         <w:t>ОТЧЕТ</w:t>
       </w:r>
     </w:p>
     <w:p>
       <w:pPr>
-        <w:spacing w:after="0"/>
         <w:ind w:firstLine="0"/>
         <w:jc w:val="center"/>
       </w:pPr>
@@ -92,7 +87,7 @@
         <w:rPr>
           <w:rFonts w:ascii="Times New Roman" w:hAnsi="Times New Roman"/>
           <w:b/>
-          <w:sz w:val="32"/>
+          <w:sz w:val="28"/>
         </w:rPr>
         <w:t>по проектной практике</w:t>
       </w:r>
@@ -100,7 +95,6 @@
     <w:p/>
     <w:p>
       <w:pPr>
-        <w:ind w:firstLine="0"/>
         <w:jc w:val="left"/>
       </w:pPr>
       <w:r>
@@ -114,7 +108,6 @@
     </w:p>
     <w:p>
       <w:pPr>
-        <w:ind w:firstLine="0"/>
         <w:jc w:val="left"/>
       </w:pPr>
       <w:r>
@@ -128,7 +121,6 @@
     </w:p>
     <w:p>
       <w:pPr>
-        <w:ind w:firstLine="0"/>
         <w:jc w:val="left"/>
       </w:pPr>
       <w:r>
@@ -142,7 +134,6 @@
     </w:p>
     <w:p>
       <w:pPr>
-        <w:ind w:firstLine="0"/>
         <w:jc w:val="left"/>
       </w:pPr>
       <w:r>
@@ -159,9 +150,10 @@
     <w:p/>
     <w:p/>
     <w:p/>
+    <w:p/>
+    <w:p/>
     <w:p>
       <w:pPr>
-        <w:spacing w:after="0"/>
         <w:ind w:firstLine="0"/>
         <w:jc w:val="center"/>
       </w:pPr>
@@ -181,7 +173,6 @@
     </w:p>
     <w:p>
       <w:pPr>
-        <w:spacing w:after="0"/>
         <w:ind w:firstLine="0"/>
         <w:jc w:val="center"/>
       </w:pPr>
@@ -196,7 +187,6 @@
     </w:p>
     <w:p>
       <w:pPr>
-        <w:ind w:firstLine="0"/>
         <w:jc w:val="left"/>
       </w:pPr>
       <w:r>
@@ -210,7 +200,6 @@
     </w:p>
     <w:p>
       <w:pPr>
-        <w:ind w:firstLine="0"/>
         <w:jc w:val="left"/>
       </w:pPr>
       <w:r>
@@ -224,7 +213,6 @@
     </w:p>
     <w:p>
       <w:pPr>
-        <w:ind w:firstLine="0"/>
         <w:jc w:val="left"/>
       </w:pPr>
       <w:r>
@@ -238,7 +226,6 @@
     </w:p>
     <w:p>
       <w:pPr>
-        <w:ind w:firstLine="0"/>
         <w:jc w:val="left"/>
       </w:pPr>
       <w:r>
@@ -252,7 +239,6 @@
     </w:p>
     <w:p>
       <w:pPr>
-        <w:ind w:firstLine="0"/>
         <w:jc w:val="left"/>
       </w:pPr>
       <w:r>
@@ -266,7 +252,6 @@
     </w:p>
     <w:p>
       <w:pPr>
-        <w:ind w:firstLine="0"/>
         <w:jc w:val="left"/>
       </w:pPr>
       <w:r>
@@ -280,7 +265,6 @@
     </w:p>
     <w:p>
       <w:pPr>
-        <w:ind w:firstLine="0"/>
         <w:jc w:val="left"/>
       </w:pPr>
       <w:r>
@@ -294,7 +278,6 @@
     </w:p>
     <w:p>
       <w:pPr>
-        <w:ind w:firstLine="0"/>
         <w:jc w:val="left"/>
       </w:pPr>
       <w:r>
@@ -308,7 +291,6 @@
     </w:p>
     <w:p>
       <w:pPr>
-        <w:ind w:firstLine="0"/>
         <w:jc w:val="left"/>
       </w:pPr>
       <w:r>
@@ -322,7 +304,58 @@
     </w:p>
     <w:p>
       <w:pPr>
-        <w:ind w:firstLine="0"/>
+        <w:jc w:val="left"/>
+      </w:pPr>
+      <w:r>
+        <w:rPr>
+          <w:rFonts w:ascii="Times New Roman" w:hAnsi="Times New Roman"/>
+          <w:b w:val="0"/>
+          <w:sz w:val="28"/>
+        </w:rPr>
+        <w:t>3.1. Обязательная часть программы практики</w:t>
+      </w:r>
+    </w:p>
+    <w:p>
+      <w:pPr>
+        <w:jc w:val="left"/>
+      </w:pPr>
+      <w:r>
+        <w:rPr>
+          <w:rFonts w:ascii="Times New Roman" w:hAnsi="Times New Roman"/>
+          <w:b w:val="0"/>
+          <w:sz w:val="28"/>
+        </w:rPr>
+        <w:t>3.2. Онлайн-курсы по искусственному интеллекту (LLM)</w:t>
+      </w:r>
+    </w:p>
+    <w:p>
+      <w:pPr>
+        <w:jc w:val="left"/>
+      </w:pPr>
+      <w:r>
+        <w:rPr>
+          <w:rFonts w:ascii="Times New Roman" w:hAnsi="Times New Roman"/>
+          <w:b w:val="0"/>
+          <w:sz w:val="28"/>
+        </w:rPr>
+        <w:t>3.3. Взаимодействие с организацией-партнёром</w:t>
+      </w:r>
+    </w:p>
+    <w:p>
+      <w:pPr>
+        <w:jc w:val="left"/>
+      </w:pPr>
+      <w:r>
+        <w:rPr>
+          <w:rFonts w:ascii="Times New Roman" w:hAnsi="Times New Roman"/>
+          <w:b w:val="0"/>
+          <w:sz w:val="28"/>
+        </w:rPr>
+        <w:t>3.4. Часть по выбору</w:t>
+      </w:r>
+    </w:p>
+    <w:p>
+      <w:pPr>
         <w:jc w:val="left"/>
       </w:pPr>
       <w:r>
@@ -336,49 +369,6 @@
     </w:p>
     <w:p>
       <w:pPr>
-        <w:ind w:firstLine="0"/>
-        <w:jc w:val="left"/>
-      </w:pPr>
-      <w:r>
-        <w:rPr>
-          <w:rFonts w:ascii="Times New Roman" w:hAnsi="Times New Roman"/>
-          <w:b w:val="0"/>
-          <w:sz w:val="28"/>
-        </w:rPr>
-        <w:t>5. Онлайн-курсы по искусственному интеллекту (LLM)</w:t>
-      </w:r>
-    </w:p>
-    <w:p>
-      <w:pPr>
-        <w:ind w:firstLine="0"/>
-        <w:jc w:val="left"/>
-      </w:pPr>
-      <w:r>
-        <w:rPr>
-          <w:rFonts w:ascii="Times New Roman" w:hAnsi="Times New Roman"/>
-          <w:b w:val="0"/>
-          <w:sz w:val="28"/>
-        </w:rPr>
-        <w:t>6. Взаимодействие с организацией-партнёром</w:t>
-      </w:r>
-    </w:p>
-    <w:p>
-      <w:pPr>
-        <w:ind w:firstLine="0"/>
-        <w:jc w:val="left"/>
-      </w:pPr>
-      <w:r>
-        <w:rPr>
-          <w:rFonts w:ascii="Times New Roman" w:hAnsi="Times New Roman"/>
-          <w:b w:val="0"/>
-          <w:sz w:val="28"/>
-        </w:rPr>
-        <w:t>7. Вариативная часть</w:t>
-      </w:r>
-    </w:p>
-    <w:p>
-      <w:pPr>
-        <w:ind w:firstLine="0"/>
         <w:jc w:val="left"/>
       </w:pPr>
       <w:r>
@@ -392,7 +382,6 @@
     </w:p>
     <w:p>
       <w:pPr>
-        <w:ind w:firstLine="0"/>
         <w:jc w:val="left"/>
       </w:pPr>
       <w:r>
@@ -406,7 +395,6 @@
     </w:p>
     <w:p>
       <w:pPr>
-        <w:ind w:firstLine="0"/>
         <w:jc w:val="left"/>
       </w:pPr>
       <w:r>
@@ -442,7 +430,7 @@
           <w:b w:val="0"/>
           <w:sz w:val="28"/>
         </w:rPr>
-        <w:t>Настоящий отчет составлен по итогам прохождения проектной практики студентом группы 251-371 направления «Информационная безопасность автоматизированных систем». В рамках практики выполнялась работа по оформлению материалов проекта «Eltech», созданию проектной документации, разработке статического сайта и подготовке итоговых отчетных файлов.</w:t>
+        <w:t>Настоящий отчет составлен по итогам прохождения проектной практики студентом группы 251-371 направления «Информационная безопасность автоматизированных систем». Практика была связана с проектом «Eltech», который выполняется в рамках дисциплины «Проектная деятельность».</w:t>
       </w:r>
     </w:p>
     <w:p>
@@ -455,7 +443,7 @@
           <w:b w:val="0"/>
           <w:sz w:val="28"/>
         </w:rPr>
-        <w:t>Проектная практика позволила закрепить навыки работы с репозиторием, Markdown-документацией, HTML/CSS, структурированием проектных материалов и подготовкой документации для публикации на GitHub.</w:t>
+        <w:t>В ходе практики были подготовлены материалы для публичного репозитория: Markdown-документация, статический сайт, исходный код вариативной части, отчеты по онлайн-курсам и взаимодействию с организацией-партнёром, а также итоговый отчет в форматах DOCX и PDF.</w:t>
       </w:r>
     </w:p>
     <w:p>
@@ -512,7 +500,7 @@
           <w:b w:val="0"/>
           <w:sz w:val="28"/>
         </w:rPr>
-        <w:t>Тематика проекта: мобильная разработка, цифровые сервисы университета, Kotlin Multiplatform.</w:t>
+        <w:t>Тематика проекта: мобильная разработка, цифровые сервисы университета, Kotlin Multiplatform, удобный доступ студентов к расписанию, LMS/Moodle и данным личного кабинета.</w:t>
       </w:r>
     </w:p>
     <w:p>
@@ -525,7 +513,7 @@
           <w:b w:val="0"/>
           <w:sz w:val="28"/>
         </w:rPr>
-        <w:t>Руководитель проекта: Станислав Андреевич Клепиков.</w:t>
+        <w:t>Куратор и руководитель проекта: Станислав Андреевич Клепиков.</w:t>
       </w:r>
     </w:p>
     <w:p>
@@ -547,7 +535,7 @@
           <w:b w:val="0"/>
           <w:sz w:val="28"/>
         </w:rPr>
-        <w:t>Основная цель проекта - создать полноценное кроссплатформенное мобильное приложение для удобного доступа к информации и сервисам Московского Политеха со смартфонов.</w:t>
+        <w:t>Основная цель проекта - создать кроссплатформенное мобильное приложение для удобного доступа к информации и сервисам Московского Политеха со смартфонов.</w:t>
       </w:r>
     </w:p>
     <w:p>
@@ -560,18 +548,17 @@
           <w:b w:val="0"/>
           <w:sz w:val="28"/>
         </w:rPr>
-        <w:t>Актуальность проекта связана с тем, что значительная часть университетских сервисов используется через веб-интерфейс личного кабинета, который не всегда удобен на мобильных устройствах. Мобильное приложение должно упростить доступ к расписанию, LMS/Moodle, учебным материалам и другим повседневным сервисам.</w:t>
+        <w:t>Проблематика проекта связана с тем, что веб-версия личного кабинета не всегда удобна на мобильных устройствах. Студенту приходится открывать браузер, переходить между разделами и адаптироваться к интерфейсу, который изначально не рассчитан на быстрые мобильные сценарии.</w:t>
       </w:r>
     </w:p>
     <w:p>
       <w:pPr>
-        <w:ind w:firstLine="0"/>
-        <w:jc w:val="left"/>
+        <w:jc w:val="both"/>
       </w:pPr>
       <w:r>
         <w:rPr>
           <w:rFonts w:ascii="Times New Roman" w:hAnsi="Times New Roman"/>
-          <w:b/>
+          <w:b w:val="0"/>
           <w:sz w:val="28"/>
         </w:rPr>
         <w:t>Задачи проекта:</w:t>
@@ -630,7 +617,7 @@
           <w:rFonts w:ascii="Times New Roman" w:hAnsi="Times New Roman"/>
           <w:sz w:val="28"/>
         </w:rPr>
-        <w:t>подготовить архитектуру, пригодную для дальнейшего развития приложения на Android и iOS;</w:t>
+        <w:t>создать интерфейс, соответствующий визуальному стилю Московского Политеха;</w:t>
       </w:r>
     </w:p>
     <w:p>
@@ -644,7 +631,7 @@
           <w:rFonts w:ascii="Times New Roman" w:hAnsi="Times New Roman"/>
           <w:sz w:val="28"/>
         </w:rPr>
-        <w:t>оформить интерфейс в визуальном стиле Московского Политеха.</w:t>
+        <w:t>подготовить архитектуру для дальнейшего развития приложения на Android и iOS.</w:t>
       </w:r>
     </w:p>
     <w:p>
@@ -675,20 +662,7 @@
           <w:b w:val="0"/>
           <w:sz w:val="28"/>
         </w:rPr>
-        <w:t>Организация-партнер и основная площадка реализации проекта - Московский Политех.</w:t>
-      </w:r>
-    </w:p>
-    <w:p>
-      <w:pPr>
-        <w:jc w:val="both"/>
-      </w:pPr>
-      <w:r>
-        <w:rPr>
-          <w:rFonts w:ascii="Times New Roman" w:hAnsi="Times New Roman"/>
-          <w:b w:val="0"/>
-          <w:sz w:val="28"/>
-        </w:rPr>
-        <w:t>Проект связан с цифровой образовательной средой университета и ориентирован на студентов и преподавателей.</w:t>
+        <w:t>Организация-партнёр и основная площадка реализации проекта - Московский Политех. Проект ориентирован на цифровую образовательную среду университета и повседневные сценарии студентов.</w:t>
       </w:r>
     </w:p>
     <w:p>
@@ -710,7 +684,7 @@
           <w:b w:val="0"/>
           <w:sz w:val="28"/>
         </w:rPr>
-        <w:t>Московский Политех является образовательной организацией высшего образования. В рамках проекта взаимодействие строится вокруг цифровых сервисов университета: личного кабинета, расписания, LMS/Moodle и связанных информационных систем.</w:t>
+        <w:t>Московский Политех является образовательной организацией высшего образования. В рамках проекта рассматриваются сервисы, связанные с учебным процессом: личный кабинет, расписание, LMS/Moodle и отдельные сервисы учёта учебной активности.</w:t>
       </w:r>
     </w:p>
     <w:p>
@@ -723,7 +697,7 @@
           <w:b w:val="0"/>
           <w:sz w:val="28"/>
         </w:rPr>
-        <w:t>Команда проекта распределяет задачи по направлениям: SDK, доменный слой, кэширование, пользовательский интерфейс, отдельные экраны приложения и документация.</w:t>
+        <w:t>Команда проекта Eltech распределяет задачи по направлениям: SDK, доменный слой, кэширование, пользовательский интерфейс, экраны приложения и документация. Такое разделение позволяет развивать приложение итеративно.</w:t>
       </w:r>
     </w:p>
     <w:p>
@@ -745,7 +719,7 @@
           <w:b w:val="0"/>
           <w:sz w:val="28"/>
         </w:rPr>
-        <w:t>Деятельность организации связана с обучением студентов, сопровождением образовательного процесса и развитием цифровой инфраструктуры. Проект Eltech поддерживает эти направления за счет создания удобного мобильного клиента, который объединяет учебные сервисы в одном приложении.</w:t>
+        <w:t>Деятельность организации связана с обучением студентов, сопровождением образовательного процесса и развитием цифровой инфраструктуры. Проект Eltech поддерживает эту деятельность за счет создания мобильного клиента, который объединяет учебные сервисы в одном приложении.</w:t>
       </w:r>
     </w:p>
     <w:p>
@@ -767,7 +741,16 @@
           <w:b w:val="0"/>
           <w:sz w:val="28"/>
         </w:rPr>
-        <w:t>В соответствии с заданием по проектной практике необходимо было выполнить обязательную часть: настроить работу с репозиторием, изучить Markdown, подготовить документацию проекта, создать статический сайт и оформить итоговый отчет.</w:t>
+        <w:t>В соответствии с заданием на проектную практику требовалось выполнить обязательную часть и часть по выбору. Общая трудоемкость практики составляет 72 академических часа. Для управления версиями использовался GitHub, для документации - Markdown, для сайта - HTML/CSS.</w:t>
+      </w:r>
+    </w:p>
+    <w:p>
+      <w:pPr>
+        <w:pStyle w:val="Heading2"/>
+        <w:jc w:val="left"/>
+      </w:pPr>
+      <w:r>
+        <w:t>3.1. Обязательная часть программы практики</w:t>
       </w:r>
     </w:p>
     <w:p>
@@ -780,7 +763,55 @@
           <w:b w:val="0"/>
           <w:sz w:val="28"/>
         </w:rPr>
-        <w:t>В ходе работы были выполнены следующие этапы:</w:t>
+        <w:t>Настройка Git и работа с репозиторием. Для выполнения практики был создан репозиторий GitHub, подготовлена структура проекта и загружены основные материалы. В корне репозитория размещён README.md с информацией о студенте, проекте, структуре и части по выбору.</w:t>
+      </w:r>
+    </w:p>
+    <w:p>
+      <w:pPr>
+        <w:jc w:val="both"/>
+      </w:pPr>
+      <w:r>
+        <w:rPr>
+          <w:rFonts w:ascii="Times New Roman" w:hAnsi="Times New Roman"/>
+          <w:b w:val="0"/>
+          <w:sz w:val="28"/>
+        </w:rPr>
+        <w:t>Изучение Markdown и создание документации проекта. В папке docs/ были созданы документы project.md, members.md, journal.md, resources.md, llm_report.md, partner_report.md и variant_guide.md. В документах используются заголовки, списки, таблицы, ссылки, цитаты, чек-листы и блоки кода.</w:t>
+      </w:r>
+    </w:p>
+    <w:p>
+      <w:pPr>
+        <w:jc w:val="both"/>
+      </w:pPr>
+      <w:r>
+        <w:rPr>
+          <w:rFonts w:ascii="Times New Roman" w:hAnsi="Times New Roman"/>
+          <w:b w:val="0"/>
+          <w:sz w:val="28"/>
+        </w:rPr>
+        <w:t>Создание веб-сайта. В папке site/ разработан статический сайт проекта. CSS вынесен в отдельную папку site/css/, графические материалы размещены в site/img/. Сайт содержит страницы: index.html, about.html, members.html, journal.html, resources.html и practical.html.</w:t>
+      </w:r>
+    </w:p>
+    <w:p>
+      <w:pPr>
+        <w:pStyle w:val="Heading2"/>
+        <w:jc w:val="left"/>
+      </w:pPr>
+      <w:r>
+        <w:t>3.2. Онлайн-курсы по искусственному интеллекту (LLM)</w:t>
+      </w:r>
+    </w:p>
+    <w:p>
+      <w:pPr>
+        <w:jc w:val="both"/>
+      </w:pPr>
+      <w:r>
+        <w:rPr>
+          <w:rFonts w:ascii="Times New Roman" w:hAnsi="Times New Roman"/>
+          <w:b w:val="0"/>
+          <w:sz w:val="28"/>
+        </w:rPr>
+        <w:t>В рамках пункта 1.4 были изучены материалы по большим языковым моделям. По итогам подготовлен отчет docs/llm_report.md.</w:t>
       </w:r>
     </w:p>
     <w:p>
@@ -794,7 +825,7 @@
           <w:rFonts w:ascii="Times New Roman" w:hAnsi="Times New Roman"/>
           <w:sz w:val="28"/>
         </w:rPr>
-        <w:t>создана структура репозитория с папками docs, site, task, src и reports;</w:t>
+        <w:t>Курс 1: «Введение в LLM и архитектуру Transformer» (Hugging Face). Изучены архитектура Transformer, механизм внимания, токенизация и жизненный цикл модели.</w:t>
       </w:r>
     </w:p>
     <w:p>
@@ -808,7 +839,7 @@
           <w:rFonts w:ascii="Times New Roman" w:hAnsi="Times New Roman"/>
           <w:sz w:val="28"/>
         </w:rPr>
-        <w:t>подготовлен файл README.md с информацией о студенте, проекте и структуре репозитория;</w:t>
+        <w:t>Курс 2: «Промпт-инжиниринг» (материалы по работе с GigaChat). Освоены постановка роли, контекста, формата ответа и декомпозиция сложных задач.</w:t>
       </w:r>
     </w:p>
     <w:p>
@@ -822,7 +853,7 @@
           <w:rFonts w:ascii="Times New Roman" w:hAnsi="Times New Roman"/>
           <w:sz w:val="28"/>
         </w:rPr>
-        <w:t>создана Markdown-документация проекта в папке docs;</w:t>
+        <w:t>Курс 3: «Этические аспекты использования ИИ» (Habr). Рассмотрены риски недостоверных ответов, защита персональных данных и необходимость проверки фактов.</w:t>
       </w:r>
     </w:p>
     <w:p>
@@ -836,63 +867,90 @@
           <w:rFonts w:ascii="Times New Roman" w:hAnsi="Times New Roman"/>
           <w:sz w:val="28"/>
         </w:rPr>
-        <w:t>разработан статический сайт проекта Eltech в папке site;</w:t>
+        <w:t>Курс 4: «Применение LLM в разработке и документировании» (Hexlet). Изучено применение LLM при подготовке README, технических описаний, сайта и отчета.</w:t>
       </w:r>
     </w:p>
     <w:p>
       <w:pPr>
-        <w:pStyle w:val="ListBullet"/>
-        <w:spacing w:line="360" w:lineRule="auto"/>
-        <w:ind w:left="709" w:firstLine="0"/>
+        <w:pStyle w:val="Heading2"/>
+        <w:jc w:val="left"/>
+      </w:pPr>
+      <w:r>
+        <w:t>3.3. Взаимодействие с организацией-партнёром</w:t>
+      </w:r>
+    </w:p>
+    <w:p>
+      <w:pPr>
+        <w:jc w:val="both"/>
       </w:pPr>
       <w:r>
         <w:rPr>
           <w:rFonts w:ascii="Times New Roman" w:hAnsi="Times New Roman"/>
+          <w:b w:val="0"/>
           <w:sz w:val="28"/>
         </w:rPr>
-        <w:t>изучены онлайн-курсы и материалы по большим языковым моделям, подготовлен docs/llm_report.md;</w:t>
+        <w:t>Для проекта Eltech организацией-партнёром является Московский Политех, так как приложение связано с цифровой образовательной средой университета. В отчёте docs/partner_report.md рассмотрены потребности студентов, мобильные сценарии и связь проекта с личным кабинетом, расписанием, LMS/Moodle и сервисом физической культуры.</w:t>
       </w:r>
     </w:p>
     <w:p>
       <w:pPr>
-        <w:pStyle w:val="ListBullet"/>
-        <w:spacing w:line="360" w:lineRule="auto"/>
-        <w:ind w:left="709" w:firstLine="0"/>
+        <w:jc w:val="both"/>
       </w:pPr>
       <w:r>
         <w:rPr>
           <w:rFonts w:ascii="Times New Roman" w:hAnsi="Times New Roman"/>
+          <w:b w:val="0"/>
           <w:sz w:val="28"/>
         </w:rPr>
-        <w:t>подготовлен отчёт о взаимодействии с организацией-партнёром docs/partner_report.md;</w:t>
+        <w:t>Полученные выводы были использованы при описании проекта и при формулировании требований к мобильному интерфейсу: важные данные должны быть доступны быстро, интерфейс должен быть лаконичным, а структура приложения должна соответствовать реальным учебным сценариям.</w:t>
       </w:r>
     </w:p>
     <w:p>
       <w:pPr>
-        <w:pStyle w:val="ListBullet"/>
-        <w:spacing w:line="360" w:lineRule="auto"/>
-        <w:ind w:left="709" w:firstLine="0"/>
+        <w:pStyle w:val="Heading2"/>
+        <w:jc w:val="left"/>
+      </w:pPr>
+      <w:r>
+        <w:t>3.4. Часть по выбору</w:t>
+      </w:r>
+    </w:p>
+    <w:p>
+      <w:pPr>
+        <w:jc w:val="both"/>
       </w:pPr>
       <w:r>
         <w:rPr>
           <w:rFonts w:ascii="Times New Roman" w:hAnsi="Times New Roman"/>
+          <w:b w:val="0"/>
           <w:sz w:val="28"/>
         </w:rPr>
-        <w:t>подготовлено техническое руководство по вариативной части docs/variant_guide.md;</w:t>
+        <w:t>Для части по выбору был выбран вариант 2.2 «Практическая реализация технологии с нуля». В качестве технологии реализован HTTP-сервер на Python без веб-фреймворков. Исходный код расположен в файле src/handle_request.py.</w:t>
       </w:r>
     </w:p>
     <w:p>
       <w:pPr>
-        <w:pStyle w:val="ListBullet"/>
-        <w:spacing w:line="360" w:lineRule="auto"/>
-        <w:ind w:left="709" w:firstLine="0"/>
+        <w:jc w:val="both"/>
       </w:pPr>
       <w:r>
         <w:rPr>
           <w:rFonts w:ascii="Times New Roman" w:hAnsi="Times New Roman"/>
+          <w:b w:val="0"/>
           <w:sz w:val="28"/>
         </w:rPr>
-        <w:t>подготовлены итоговые файлы отчета в форматах DOCX и PDF.</w:t>
+        <w:t>HTTP-сервер принимает TCP-соединения через socket, вручную разбирает первую строку HTTP-запроса, маршрутизирует пути и формирует HTTP-ответы. Реализованы маршруты /, /api/status, /architecture.svg и обработка неизвестных путей через 404 Not Found.</w:t>
+      </w:r>
+    </w:p>
+    <w:p>
+      <w:pPr>
+        <w:jc w:val="both"/>
+      </w:pPr>
+      <w:r>
+        <w:rPr>
+          <w:rFonts w:ascii="Times New Roman" w:hAnsi="Times New Roman"/>
+          <w:b w:val="0"/>
+          <w:sz w:val="28"/>
+        </w:rPr>
+        <w:t>Сверх базовой реализации добавлена тематическая связь с проектом Eltech: сервер отдаёт HTML-страницу о проекте, JSON-статус и SVG-схему архитектуры. Техническое руководство размещено в docs/variant_guide.md, а описание вариативной части добавлено на сайт в site/practical.html.</w:t>
       </w:r>
     </w:p>
     <w:p>
@@ -914,7 +972,7 @@
           <w:b w:val="0"/>
           <w:sz w:val="28"/>
         </w:rPr>
-        <w:t>В папке docs подготовлены четыре обязательных Markdown-документа: project.md, members.md, journal.md и resources.md. Документы содержат описание проекта, цели и задачи, список участников, журнал прогресса и полезные ресурсы. Дополнительно подготовлен файл llm_report.md с отчётом по онлайн-курсам LLM.</w:t>
+        <w:t>В результате выполнения практики достигнуты следующие результаты.</w:t>
       </w:r>
     </w:p>
     <w:p>
@@ -927,7 +985,77 @@
           <w:b w:val="0"/>
           <w:sz w:val="28"/>
         </w:rPr>
-        <w:t>В папке site разработан статический сайт. Он включает главную страницу, страницу с описанием проекта, страницу участников, журнал прогресса и страницу ресурсов. В сайт добавлены локальные графические материалы: макет мобильного приложения и схема архитектуры.</w:t>
+        <w:t>Обязательная часть:</w:t>
+      </w:r>
+    </w:p>
+    <w:p>
+      <w:pPr>
+        <w:pStyle w:val="ListBullet"/>
+        <w:spacing w:line="360" w:lineRule="auto"/>
+        <w:ind w:left="709" w:firstLine="0"/>
+      </w:pPr>
+      <w:r>
+        <w:rPr>
+          <w:rFonts w:ascii="Times New Roman" w:hAnsi="Times New Roman"/>
+          <w:sz w:val="28"/>
+        </w:rPr>
+        <w:t>подготовлен репозиторий GitHub с корректной структурой папок docs, site, src, reports и task;</w:t>
+      </w:r>
+    </w:p>
+    <w:p>
+      <w:pPr>
+        <w:pStyle w:val="ListBullet"/>
+        <w:spacing w:line="360" w:lineRule="auto"/>
+        <w:ind w:left="709" w:firstLine="0"/>
+      </w:pPr>
+      <w:r>
+        <w:rPr>
+          <w:rFonts w:ascii="Times New Roman" w:hAnsi="Times New Roman"/>
+          <w:sz w:val="28"/>
+        </w:rPr>
+        <w:t>создана Markdown-документация проекта Eltech;</w:t>
+      </w:r>
+    </w:p>
+    <w:p>
+      <w:pPr>
+        <w:pStyle w:val="ListBullet"/>
+        <w:spacing w:line="360" w:lineRule="auto"/>
+        <w:ind w:left="709" w:firstLine="0"/>
+      </w:pPr>
+      <w:r>
+        <w:rPr>
+          <w:rFonts w:ascii="Times New Roman" w:hAnsi="Times New Roman"/>
+          <w:sz w:val="28"/>
+        </w:rPr>
+        <w:t>разработан статический сайт проекта с отдельной страницей вариативной части;</w:t>
+      </w:r>
+    </w:p>
+    <w:p>
+      <w:pPr>
+        <w:pStyle w:val="ListBullet"/>
+        <w:spacing w:line="360" w:lineRule="auto"/>
+        <w:ind w:left="709" w:firstLine="0"/>
+      </w:pPr>
+      <w:r>
+        <w:rPr>
+          <w:rFonts w:ascii="Times New Roman" w:hAnsi="Times New Roman"/>
+          <w:sz w:val="28"/>
+        </w:rPr>
+        <w:t>пройдено четыре направления онлайн-курсов по LLM и подготовлен отчет;</w:t>
+      </w:r>
+    </w:p>
+    <w:p>
+      <w:pPr>
+        <w:pStyle w:val="ListBullet"/>
+        <w:spacing w:line="360" w:lineRule="auto"/>
+        <w:ind w:left="709" w:firstLine="0"/>
+      </w:pPr>
+      <w:r>
+        <w:rPr>
+          <w:rFonts w:ascii="Times New Roman" w:hAnsi="Times New Roman"/>
+          <w:sz w:val="28"/>
+        </w:rPr>
+        <w:t>оформлен отчет о взаимодействии с организацией-партнёром.</w:t>
       </w:r>
     </w:p>
     <w:p>
@@ -940,7 +1068,63 @@
           <w:b w:val="0"/>
           <w:sz w:val="28"/>
         </w:rPr>
-        <w:t>Сайт открывается в браузере без серверных настроек через файл site/index.html. Навигация между страницами реализована обычными HTML-ссылками.</w:t>
+        <w:t>Часть по выбору:</w:t>
+      </w:r>
+    </w:p>
+    <w:p>
+      <w:pPr>
+        <w:pStyle w:val="ListBullet"/>
+        <w:spacing w:line="360" w:lineRule="auto"/>
+        <w:ind w:left="709" w:firstLine="0"/>
+      </w:pPr>
+      <w:r>
+        <w:rPr>
+          <w:rFonts w:ascii="Times New Roman" w:hAnsi="Times New Roman"/>
+          <w:sz w:val="28"/>
+        </w:rPr>
+        <w:t>реализован HTTP-сервер с нуля на Python;</w:t>
+      </w:r>
+    </w:p>
+    <w:p>
+      <w:pPr>
+        <w:pStyle w:val="ListBullet"/>
+        <w:spacing w:line="360" w:lineRule="auto"/>
+        <w:ind w:left="709" w:firstLine="0"/>
+      </w:pPr>
+      <w:r>
+        <w:rPr>
+          <w:rFonts w:ascii="Times New Roman" w:hAnsi="Times New Roman"/>
+          <w:sz w:val="28"/>
+        </w:rPr>
+        <w:t>создана ручная маршрутизация HTTP-запросов;</w:t>
+      </w:r>
+    </w:p>
+    <w:p>
+      <w:pPr>
+        <w:pStyle w:val="ListBullet"/>
+        <w:spacing w:line="360" w:lineRule="auto"/>
+        <w:ind w:left="709" w:firstLine="0"/>
+      </w:pPr>
+      <w:r>
+        <w:rPr>
+          <w:rFonts w:ascii="Times New Roman" w:hAnsi="Times New Roman"/>
+          <w:sz w:val="28"/>
+        </w:rPr>
+        <w:t>реализованы HTML, JSON и SVG-ответы;</w:t>
+      </w:r>
+    </w:p>
+    <w:p>
+      <w:pPr>
+        <w:pStyle w:val="ListBullet"/>
+        <w:spacing w:line="360" w:lineRule="auto"/>
+        <w:ind w:left="709" w:firstLine="0"/>
+      </w:pPr>
+      <w:r>
+        <w:rPr>
+          <w:rFonts w:ascii="Times New Roman" w:hAnsi="Times New Roman"/>
+          <w:sz w:val="28"/>
+        </w:rPr>
+        <w:t>подготовлено техническое руководство и страница сайта по части 2.2.</w:t>
       </w:r>
     </w:p>
     <w:p>
@@ -953,246 +1137,7 @@
           <w:b w:val="0"/>
           <w:sz w:val="28"/>
         </w:rPr>
-        <w:t>Также были подготовлены дополнительные отчётные материалы: docs/partner_report.md, docs/variant_guide.md и памятка SUBMISSION.md, в которой описан порядок создания задач, коммитов и загрузки материалов в репозиторий.</w:t>
-      </w:r>
-    </w:p>
-    <w:p>
-      <w:pPr>
-        <w:pStyle w:val="Heading1"/>
-        <w:jc w:val="left"/>
-      </w:pPr>
-      <w:r>
-        <w:t>5. Онлайн-курсы по искусственному интеллекту (LLM)</w:t>
-      </w:r>
-    </w:p>
-    <w:p>
-      <w:pPr>
-        <w:jc w:val="both"/>
-      </w:pPr>
-      <w:r>
-        <w:rPr>
-          <w:rFonts w:ascii="Times New Roman" w:hAnsi="Times New Roman"/>
-          <w:b w:val="0"/>
-          <w:sz w:val="28"/>
-        </w:rPr>
-        <w:t>В рамках пункта 1.4 задания были изучены онлайн-курсы и учебные материалы, посвящённые большим языковым моделям, промпт-инжинирингу, этическим аспектам применения ИИ и использованию LLM в разработке и документировании.</w:t>
-      </w:r>
-    </w:p>
-    <w:p>
-      <w:pPr>
-        <w:ind w:firstLine="0"/>
-        <w:jc w:val="left"/>
-      </w:pPr>
-      <w:r>
-        <w:rPr>
-          <w:rFonts w:ascii="Times New Roman" w:hAnsi="Times New Roman"/>
-          <w:b/>
-          <w:sz w:val="28"/>
-        </w:rPr>
-        <w:t>Курс 1: «Введение в LLM и архитектуру Transformer» (Hugging Face).</w:t>
-      </w:r>
-    </w:p>
-    <w:p>
-      <w:pPr>
-        <w:jc w:val="both"/>
-      </w:pPr>
-      <w:r>
-        <w:rPr>
-          <w:rFonts w:ascii="Times New Roman" w:hAnsi="Times New Roman"/>
-          <w:b w:val="0"/>
-          <w:sz w:val="28"/>
-        </w:rPr>
-        <w:t>Изучены базовые принципы работы больших языковых моделей: архитектура Transformer, механизм внимания, токенизация, жизненный цикл модели и задачи обработки естественного языка.</w:t>
-      </w:r>
-    </w:p>
-    <w:p>
-      <w:pPr>
-        <w:ind w:firstLine="0"/>
-        <w:jc w:val="left"/>
-      </w:pPr>
-      <w:r>
-        <w:rPr>
-          <w:rFonts w:ascii="Times New Roman" w:hAnsi="Times New Roman"/>
-          <w:b/>
-          <w:sz w:val="28"/>
-        </w:rPr>
-        <w:t>Курс 2: «Промпт-инжиниринг» (материалы по работе с GigaChat).</w:t>
-      </w:r>
-    </w:p>
-    <w:p>
-      <w:pPr>
-        <w:jc w:val="both"/>
-      </w:pPr>
-      <w:r>
-        <w:rPr>
-          <w:rFonts w:ascii="Times New Roman" w:hAnsi="Times New Roman"/>
-          <w:b w:val="0"/>
-          <w:sz w:val="28"/>
-        </w:rPr>
-        <w:t>Освоены приёмы постановки роли и контекста, уточнения формата ответа, декомпозиции сложной задачи и проверки результата.</w:t>
-      </w:r>
-    </w:p>
-    <w:p>
-      <w:pPr>
-        <w:ind w:firstLine="0"/>
-        <w:jc w:val="left"/>
-      </w:pPr>
-      <w:r>
-        <w:rPr>
-          <w:rFonts w:ascii="Times New Roman" w:hAnsi="Times New Roman"/>
-          <w:b/>
-          <w:sz w:val="28"/>
-        </w:rPr>
-        <w:t>Курс 3: «Этические аспекты использования ИИ» (Habr).</w:t>
-      </w:r>
-    </w:p>
-    <w:p>
-      <w:pPr>
-        <w:jc w:val="both"/>
-      </w:pPr>
-      <w:r>
-        <w:rPr>
-          <w:rFonts w:ascii="Times New Roman" w:hAnsi="Times New Roman"/>
-          <w:b w:val="0"/>
-          <w:sz w:val="28"/>
-        </w:rPr>
-        <w:t>Рассмотрены риски недостоверных ответов, вопросы защиты персональных данных, необходимость проверки фактов и прозрачного использования ИИ-инструментов.</w:t>
-      </w:r>
-    </w:p>
-    <w:p>
-      <w:pPr>
-        <w:ind w:firstLine="0"/>
-        <w:jc w:val="left"/>
-      </w:pPr>
-      <w:r>
-        <w:rPr>
-          <w:rFonts w:ascii="Times New Roman" w:hAnsi="Times New Roman"/>
-          <w:b/>
-          <w:sz w:val="28"/>
-        </w:rPr>
-        <w:t>Курс 4: «Применение LLM в разработке и документировании» (Hexlet).</w:t>
-      </w:r>
-    </w:p>
-    <w:p>
-      <w:pPr>
-        <w:jc w:val="both"/>
-      </w:pPr>
-      <w:r>
-        <w:rPr>
-          <w:rFonts w:ascii="Times New Roman" w:hAnsi="Times New Roman"/>
-          <w:b w:val="0"/>
-          <w:sz w:val="28"/>
-        </w:rPr>
-        <w:t>Изучены способы применения LLM для подготовки README, технической документации, структуры сайта, объяснения кода и проверки полноты требований.</w:t>
-      </w:r>
-    </w:p>
-    <w:p>
-      <w:pPr>
-        <w:jc w:val="both"/>
-      </w:pPr>
-      <w:r>
-        <w:rPr>
-          <w:rFonts w:ascii="Times New Roman" w:hAnsi="Times New Roman"/>
-          <w:b w:val="0"/>
-          <w:sz w:val="28"/>
-        </w:rPr>
-        <w:t>По итогам изучения подготовлен файл docs/llm_report.md. Полученные знания применялись при создании Markdown-документации, структурировании страниц сайта и подготовке итогового отчёта по практике.</w:t>
-      </w:r>
-    </w:p>
-    <w:p>
-      <w:pPr>
-        <w:pStyle w:val="Heading1"/>
-        <w:jc w:val="left"/>
-      </w:pPr>
-      <w:r>
-        <w:t>6. Взаимодействие с организацией-партнёром</w:t>
-      </w:r>
-    </w:p>
-    <w:p>
-      <w:pPr>
-        <w:jc w:val="both"/>
-      </w:pPr>
-      <w:r>
-        <w:rPr>
-          <w:rFonts w:ascii="Times New Roman" w:hAnsi="Times New Roman"/>
-          <w:b w:val="0"/>
-          <w:sz w:val="28"/>
-        </w:rPr>
-        <w:t>В рамках пункта 1.5 задания было описано взаимодействие с организацией-партнёром проекта. Для проекта Eltech такой организацией является Московский Политех, так как приложение связано с цифровой образовательной средой университета.</w:t>
-      </w:r>
-    </w:p>
-    <w:p>
-      <w:pPr>
-        <w:jc w:val="both"/>
-      </w:pPr>
-      <w:r>
-        <w:rPr>
-          <w:rFonts w:ascii="Times New Roman" w:hAnsi="Times New Roman"/>
-          <w:b w:val="0"/>
-          <w:sz w:val="28"/>
-        </w:rPr>
-        <w:t>В отчёте docs/partner_report.md рассмотрены потребности студентов, особенности мобильных сценариев, связь проекта с личным кабинетом, расписанием, LMS/Moodle и экраном физической культуры.</w:t>
-      </w:r>
-    </w:p>
-    <w:p>
-      <w:pPr>
-        <w:jc w:val="both"/>
-      </w:pPr>
-      <w:r>
-        <w:rPr>
-          <w:rFonts w:ascii="Times New Roman" w:hAnsi="Times New Roman"/>
-          <w:b w:val="0"/>
-          <w:sz w:val="28"/>
-        </w:rPr>
-        <w:t>Для моего направления это взаимодействие важно тем, что экран физической культуры должен отображать реальные данные студента: баллы, посещения и статус выполнения требований.</w:t>
-      </w:r>
-    </w:p>
-    <w:p>
-      <w:pPr>
-        <w:pStyle w:val="Heading1"/>
-        <w:jc w:val="left"/>
-      </w:pPr>
-      <w:r>
-        <w:t>7. Вариативная часть</w:t>
-      </w:r>
-    </w:p>
-    <w:p>
-      <w:pPr>
-        <w:jc w:val="both"/>
-      </w:pPr>
-      <w:r>
-        <w:rPr>
-          <w:rFonts w:ascii="Times New Roman" w:hAnsi="Times New Roman"/>
-          <w:b w:val="0"/>
-          <w:sz w:val="28"/>
-        </w:rPr>
-        <w:t>Вариативная часть представлена как вклад в открытый проект Eltech. В материалах проекта отражен личный вклад Карпова Александра в разработку экрана физической культуры.</w:t>
-      </w:r>
-    </w:p>
-    <w:p>
-      <w:pPr>
-        <w:jc w:val="both"/>
-      </w:pPr>
-      <w:r>
-        <w:rPr>
-          <w:rFonts w:ascii="Times New Roman" w:hAnsi="Times New Roman"/>
-          <w:b w:val="0"/>
-          <w:sz w:val="28"/>
-        </w:rPr>
-        <w:t>Экран физической культуры предназначен для отображения прогресса студента по физкультуре: накопленных баллов, посещений занятий и информации, получаемой из личного кабинета. Этот функционал является частью общего пользовательского сценария мобильного приложения.</w:t>
-      </w:r>
-    </w:p>
-    <w:p>
-      <w:pPr>
-        <w:jc w:val="both"/>
-      </w:pPr>
-      <w:r>
-        <w:rPr>
-          <w:rFonts w:ascii="Times New Roman" w:hAnsi="Times New Roman"/>
-          <w:b w:val="0"/>
-          <w:sz w:val="28"/>
-        </w:rPr>
-        <w:t>В отчётных материалах вклад зафиксирован в файле docs/members.md и в журнале прогресса docs/journal.md. Дополнительно подготовлено техническое руководство docs/variant_guide.md, описывающее архитектуру и логику экрана физической культуры. В папке src размещены исходные Kotlin-файлы: PhysicalScreen.kt, GroupJournalScreen.kt и HomeScreen.kt.</w:t>
+        <w:t>Итоговый отчет подготовлен в форматах DOCX и PDF и размещён в папке reports/ под именами practice_report.docx и practice_report.pdf.</w:t>
       </w:r>
     </w:p>
     <w:p>
@@ -1214,7 +1159,7 @@
           <w:b w:val="0"/>
           <w:sz w:val="28"/>
         </w:rPr>
-        <w:t>В ходе проектной практики были выполнены основные требования задания: подготовлена документация проекта, создан сайт, оформлена структура репозитория и сформирован итоговый отчет. Работа позволила закрепить навыки оформления проектных материалов и публикации результатов в системе контроля версий.</w:t>
+        <w:t>В ходе проектной практики были выполнены основные требования задания. Подготовлена документация проекта Eltech, разработан статический сайт, оформлены отчеты по LLM и взаимодействию с партнёром, реализована вариативная часть в виде HTTP-сервера с нуля.</w:t>
       </w:r>
     </w:p>
     <w:p>
@@ -1227,7 +1172,7 @@
           <w:b w:val="0"/>
           <w:sz w:val="28"/>
         </w:rPr>
-        <w:t>Практическая ценность выполненных задач заключается в том, что материалы проекта Eltech стали более структурированными и удобными для просмотра. Документация и сайт могут использоваться для представления проекта, знакомства с его целями, командой и ходом разработки.</w:t>
+        <w:t>Практическая ценность выполненной работы заключается в структурировании материалов проекта и получении навыков, необходимых для сопровождения разработки: работа с Markdown, HTML/CSS, GitHub, подготовка отчетности и реализация базовой серверной технологии без фреймворков.</w:t>
       </w:r>
     </w:p>
     <w:p>
@@ -1241,7 +1186,6 @@
     </w:p>
     <w:p>
       <w:pPr>
-        <w:ind w:firstLine="0"/>
         <w:jc w:val="left"/>
       </w:pPr>
       <w:r>
@@ -1250,12 +1194,11 @@
           <w:b w:val="0"/>
           <w:sz w:val="28"/>
         </w:rPr>
-        <w:t>Официальный сайт Московского Политеха. URL: https://mospolytech.ru/</w:t>
+        <w:t>1. Московский Политех : официальный сайт. - URL: https://mospolytech.ru/ (дата обращения: 25.05.2026).</w:t>
       </w:r>
     </w:p>
     <w:p>
       <w:pPr>
-        <w:ind w:firstLine="0"/>
         <w:jc w:val="left"/>
       </w:pPr>
       <w:r>
@@ -1264,12 +1207,11 @@
           <w:b w:val="0"/>
           <w:sz w:val="28"/>
         </w:rPr>
-        <w:t>Документация Kotlin Multiplatform. URL: https://kotlinlang.org/docs/multiplatform.html</w:t>
+        <w:t>2. GitHub Docs : документация по работе с репозиториями. - URL: https://docs.github.com/ (дата обращения: 25.05.2026).</w:t>
       </w:r>
     </w:p>
     <w:p>
       <w:pPr>
-        <w:ind w:firstLine="0"/>
         <w:jc w:val="left"/>
       </w:pPr>
       <w:r>
@@ -1278,12 +1220,11 @@
           <w:b w:val="0"/>
           <w:sz w:val="28"/>
         </w:rPr>
-        <w:t>JetBrains Kotlin Multiplatform. URL: https://www.jetbrains.com/kotlin-multiplatform/</w:t>
+        <w:t>3. Pro Git Book : электронная книга по Git. - URL: https://git-scm.com/book/ru/v2 (дата обращения: 25.05.2026).</w:t>
       </w:r>
     </w:p>
     <w:p>
       <w:pPr>
-        <w:ind w:firstLine="0"/>
         <w:jc w:val="left"/>
       </w:pPr>
       <w:r>
@@ -1292,12 +1233,11 @@
           <w:b w:val="0"/>
           <w:sz w:val="28"/>
         </w:rPr>
-        <w:t>Android Developers Documentation. URL: https://developer.android.com/</w:t>
+        <w:t>4. Kotlin Multiplatform : официальная документация. - URL: https://kotlinlang.org/docs/multiplatform.html (дата обращения: 25.05.2026).</w:t>
       </w:r>
     </w:p>
     <w:p>
       <w:pPr>
-        <w:ind w:firstLine="0"/>
         <w:jc w:val="left"/>
       </w:pPr>
       <w:r>
@@ -1306,12 +1246,11 @@
           <w:b w:val="0"/>
           <w:sz w:val="28"/>
         </w:rPr>
-        <w:t>Material Design 3. URL: https://m3.material.io/</w:t>
+        <w:t>5. Android Developers : документация для разработчиков Android. - URL: https://developer.android.com/ (дата обращения: 25.05.2026).</w:t>
       </w:r>
     </w:p>
     <w:p>
       <w:pPr>
-        <w:ind w:firstLine="0"/>
         <w:jc w:val="left"/>
       </w:pPr>
       <w:r>
@@ -1320,12 +1259,11 @@
           <w:b w:val="0"/>
           <w:sz w:val="28"/>
         </w:rPr>
-        <w:t>Pro Git Book. URL: https://git-scm.com/book/ru/v2</w:t>
+        <w:t>6. Hugging Face NLP Course. - URL: https://huggingface.co/learn/nlp-course (дата обращения: 25.05.2026).</w:t>
       </w:r>
     </w:p>
     <w:p>
       <w:pPr>
-        <w:ind w:firstLine="0"/>
         <w:jc w:val="left"/>
       </w:pPr>
       <w:r>
@@ -1334,7 +1272,7 @@
           <w:b w:val="0"/>
           <w:sz w:val="28"/>
         </w:rPr>
-        <w:t>GitHub Docs. URL: https://docs.github.com/</w:t>
+        <w:t>7. Python socket : официальная документация. - URL: https://docs.python.org/3/library/socket.html (дата обращения: 25.05.2026).</w:t>
       </w:r>
     </w:p>
     <w:p>
@@ -1348,245 +1286,7 @@
     </w:p>
     <w:p>
       <w:pPr>
-        <w:ind w:firstLine="0"/>
         <w:jc w:val="left"/>
-      </w:pPr>
-      <w:r>
-        <w:rPr>
-          <w:rFonts w:ascii="Times New Roman" w:hAnsi="Times New Roman"/>
-          <w:b/>
-          <w:sz w:val="28"/>
-        </w:rPr>
-        <w:t>Приложение А. Структура репозитория</w:t>
-      </w:r>
-    </w:p>
-    <w:p>
-      <w:pPr>
-        <w:pStyle w:val="ListBullet"/>
-        <w:spacing w:line="360" w:lineRule="auto"/>
-        <w:ind w:left="709" w:firstLine="0"/>
-      </w:pPr>
-      <w:r>
-        <w:rPr>
-          <w:rFonts w:ascii="Times New Roman" w:hAnsi="Times New Roman"/>
-          <w:sz w:val="28"/>
-        </w:rPr>
-        <w:t>README.md - общая информация о практике и проекте.</w:t>
-      </w:r>
-    </w:p>
-    <w:p>
-      <w:pPr>
-        <w:pStyle w:val="ListBullet"/>
-        <w:spacing w:line="360" w:lineRule="auto"/>
-        <w:ind w:left="709" w:firstLine="0"/>
-      </w:pPr>
-      <w:r>
-        <w:rPr>
-          <w:rFonts w:ascii="Times New Roman" w:hAnsi="Times New Roman"/>
-          <w:sz w:val="28"/>
-        </w:rPr>
-        <w:t>docs/project.md - описание проекта Eltech.</w:t>
-      </w:r>
-    </w:p>
-    <w:p>
-      <w:pPr>
-        <w:pStyle w:val="ListBullet"/>
-        <w:spacing w:line="360" w:lineRule="auto"/>
-        <w:ind w:left="709" w:firstLine="0"/>
-      </w:pPr>
-      <w:r>
-        <w:rPr>
-          <w:rFonts w:ascii="Times New Roman" w:hAnsi="Times New Roman"/>
-          <w:sz w:val="28"/>
-        </w:rPr>
-        <w:t>docs/members.md - участники и личный вклад.</w:t>
-      </w:r>
-    </w:p>
-    <w:p>
-      <w:pPr>
-        <w:pStyle w:val="ListBullet"/>
-        <w:spacing w:line="360" w:lineRule="auto"/>
-        <w:ind w:left="709" w:firstLine="0"/>
-      </w:pPr>
-      <w:r>
-        <w:rPr>
-          <w:rFonts w:ascii="Times New Roman" w:hAnsi="Times New Roman"/>
-          <w:sz w:val="28"/>
-        </w:rPr>
-        <w:t>docs/journal.md - журнал прогресса.</w:t>
-      </w:r>
-    </w:p>
-    <w:p>
-      <w:pPr>
-        <w:pStyle w:val="ListBullet"/>
-        <w:spacing w:line="360" w:lineRule="auto"/>
-        <w:ind w:left="709" w:firstLine="0"/>
-      </w:pPr>
-      <w:r>
-        <w:rPr>
-          <w:rFonts w:ascii="Times New Roman" w:hAnsi="Times New Roman"/>
-          <w:sz w:val="28"/>
-        </w:rPr>
-        <w:t>docs/resources.md - полезные ресурсы.</w:t>
-      </w:r>
-    </w:p>
-    <w:p>
-      <w:pPr>
-        <w:pStyle w:val="ListBullet"/>
-        <w:spacing w:line="360" w:lineRule="auto"/>
-        <w:ind w:left="709" w:firstLine="0"/>
-      </w:pPr>
-      <w:r>
-        <w:rPr>
-          <w:rFonts w:ascii="Times New Roman" w:hAnsi="Times New Roman"/>
-          <w:sz w:val="28"/>
-        </w:rPr>
-        <w:t>docs/llm_report.md - отчёт по онлайн-курсам LLM.</w:t>
-      </w:r>
-    </w:p>
-    <w:p>
-      <w:pPr>
-        <w:pStyle w:val="ListBullet"/>
-        <w:spacing w:line="360" w:lineRule="auto"/>
-        <w:ind w:left="709" w:firstLine="0"/>
-      </w:pPr>
-      <w:r>
-        <w:rPr>
-          <w:rFonts w:ascii="Times New Roman" w:hAnsi="Times New Roman"/>
-          <w:sz w:val="28"/>
-        </w:rPr>
-        <w:t>docs/partner_report.md - отчёт о взаимодействии с организацией-партнёром.</w:t>
-      </w:r>
-    </w:p>
-    <w:p>
-      <w:pPr>
-        <w:pStyle w:val="ListBullet"/>
-        <w:spacing w:line="360" w:lineRule="auto"/>
-        <w:ind w:left="709" w:firstLine="0"/>
-      </w:pPr>
-      <w:r>
-        <w:rPr>
-          <w:rFonts w:ascii="Times New Roman" w:hAnsi="Times New Roman"/>
-          <w:sz w:val="28"/>
-        </w:rPr>
-        <w:t>docs/variant_guide.md - техническое руководство по экрану физической культуры.</w:t>
-      </w:r>
-    </w:p>
-    <w:p>
-      <w:pPr>
-        <w:pStyle w:val="ListBullet"/>
-        <w:spacing w:line="360" w:lineRule="auto"/>
-        <w:ind w:left="709" w:firstLine="0"/>
-      </w:pPr>
-      <w:r>
-        <w:rPr>
-          <w:rFonts w:ascii="Times New Roman" w:hAnsi="Times New Roman"/>
-          <w:sz w:val="28"/>
-        </w:rPr>
-        <w:t>site/index.html - главная страница сайта.</w:t>
-      </w:r>
-    </w:p>
-    <w:p>
-      <w:pPr>
-        <w:pStyle w:val="ListBullet"/>
-        <w:spacing w:line="360" w:lineRule="auto"/>
-        <w:ind w:left="709" w:firstLine="0"/>
-      </w:pPr>
-      <w:r>
-        <w:rPr>
-          <w:rFonts w:ascii="Times New Roman" w:hAnsi="Times New Roman"/>
-          <w:sz w:val="28"/>
-        </w:rPr>
-        <w:t>site/about.html - страница «О проекте».</w:t>
-      </w:r>
-    </w:p>
-    <w:p>
-      <w:pPr>
-        <w:pStyle w:val="ListBullet"/>
-        <w:spacing w:line="360" w:lineRule="auto"/>
-        <w:ind w:left="709" w:firstLine="0"/>
-      </w:pPr>
-      <w:r>
-        <w:rPr>
-          <w:rFonts w:ascii="Times New Roman" w:hAnsi="Times New Roman"/>
-          <w:sz w:val="28"/>
-        </w:rPr>
-        <w:t>site/members.html - страница «Участники».</w:t>
-      </w:r>
-    </w:p>
-    <w:p>
-      <w:pPr>
-        <w:pStyle w:val="ListBullet"/>
-        <w:spacing w:line="360" w:lineRule="auto"/>
-        <w:ind w:left="709" w:firstLine="0"/>
-      </w:pPr>
-      <w:r>
-        <w:rPr>
-          <w:rFonts w:ascii="Times New Roman" w:hAnsi="Times New Roman"/>
-          <w:sz w:val="28"/>
-        </w:rPr>
-        <w:t>site/journal.html - страница «Журнал».</w:t>
-      </w:r>
-    </w:p>
-    <w:p>
-      <w:pPr>
-        <w:pStyle w:val="ListBullet"/>
-        <w:spacing w:line="360" w:lineRule="auto"/>
-        <w:ind w:left="709" w:firstLine="0"/>
-      </w:pPr>
-      <w:r>
-        <w:rPr>
-          <w:rFonts w:ascii="Times New Roman" w:hAnsi="Times New Roman"/>
-          <w:sz w:val="28"/>
-        </w:rPr>
-        <w:t>site/resources.html - страница «Ресурсы».</w:t>
-      </w:r>
-    </w:p>
-    <w:p>
-      <w:pPr>
-        <w:pStyle w:val="ListBullet"/>
-        <w:spacing w:line="360" w:lineRule="auto"/>
-        <w:ind w:left="709" w:firstLine="0"/>
-      </w:pPr>
-      <w:r>
-        <w:rPr>
-          <w:rFonts w:ascii="Times New Roman" w:hAnsi="Times New Roman"/>
-          <w:sz w:val="28"/>
-        </w:rPr>
-        <w:t>reports/practice_report.docx - итоговый отчет в формате DOCX.</w:t>
-      </w:r>
-    </w:p>
-    <w:p>
-      <w:pPr>
-        <w:pStyle w:val="ListBullet"/>
-        <w:spacing w:line="360" w:lineRule="auto"/>
-        <w:ind w:left="709" w:firstLine="0"/>
-      </w:pPr>
-      <w:r>
-        <w:rPr>
-          <w:rFonts w:ascii="Times New Roman" w:hAnsi="Times New Roman"/>
-          <w:sz w:val="28"/>
-        </w:rPr>
-        <w:t>reports/practice_report.pdf - итоговый отчет в формате PDF.</w:t>
-      </w:r>
-    </w:p>
-    <w:p>
-      <w:pPr>
-        <w:ind w:firstLine="0"/>
-        <w:jc w:val="left"/>
-      </w:pPr>
-      <w:r>
-        <w:rPr>
-          <w:rFonts w:ascii="Times New Roman" w:hAnsi="Times New Roman"/>
-          <w:b/>
-          <w:sz w:val="28"/>
-        </w:rPr>
-        <w:t>Приложение Б. Краткое описание личного вклада</w:t>
-      </w:r>
-    </w:p>
-    <w:p>
-      <w:pPr>
-        <w:jc w:val="both"/>
       </w:pPr>
       <w:r>
         <w:rPr>
@@ -1594,10 +1294,37 @@
           <w:b w:val="0"/>
           <w:sz w:val="28"/>
         </w:rPr>
-        <w:t>Карпов Александр Владимирович участвовал в направлении разработки экрана физической культуры приложения Eltech. В рамках отчётных материалов этот вклад отражён в документации участников и журнале проекта.</w:t>
+        <w:t>Приложение А. Структура репозитория: README.md, docs/, site/, src/, reports/, task/.</w:t>
+      </w:r>
+    </w:p>
+    <w:p>
+      <w:pPr>
+        <w:jc w:val="left"/>
+      </w:pPr>
+      <w:r>
+        <w:rPr>
+          <w:rFonts w:ascii="Times New Roman" w:hAnsi="Times New Roman"/>
+          <w:b w:val="0"/>
+          <w:sz w:val="28"/>
+        </w:rPr>
+        <w:t>Приложение Б. Исходный код вариативной части: src/handle_request.py.</w:t>
+      </w:r>
+    </w:p>
+    <w:p>
+      <w:pPr>
+        <w:jc w:val="left"/>
+      </w:pPr>
+      <w:r>
+        <w:rPr>
+          <w:rFonts w:ascii="Times New Roman" w:hAnsi="Times New Roman"/>
+          <w:b w:val="0"/>
+          <w:sz w:val="28"/>
+        </w:rPr>
+        <w:t>Приложение В. Страница сайта с описанием вариативной части: site/practical.html.</w:t>
       </w:r>
     </w:p>
     <w:sectPr>
+      <w:footerReference w:type="default" r:id="rId9"/>
       <w:pgSz w:w="11906" w:h="16838"/>
       <w:pgMar w:top="1134" w:right="850" w:bottom="1134" w:left="1701" w:header="720" w:footer="720" w:gutter="0"/>
       <w:cols w:space="720"/>
@@ -1605,6 +1332,22 @@
     </w:sectPr>
   </w:body>
 </w:document>
+</file>
+
+<file path=word/footer1.xml><?xml version="1.0" encoding="utf-8"?>
+<w:ftr xmlns:m="http://schemas.openxmlformats.org/officeDocument/2006/math" xmlns:mc="http://schemas.openxmlformats.org/markup-compatibility/2006" xmlns:mo="http://schemas.microsoft.com/office/mac/office/2008/main" xmlns:mv="urn:schemas-microsoft-com:mac:vml" xmlns:o="urn:schemas-microsoft-com:office:office" xmlns:r="http://schemas.openxmlformats.org/officeDocument/2006/relationships" xmlns:v="urn:schemas-microsoft-com:vml" xmlns:w10="urn:schemas-microsoft-com:office:word" xmlns:w14="http://schemas.microsoft.com/office/word/2010/wordml" xmlns:w="http://schemas.openxmlformats.org/wordprocessingml/2006/main" xmlns:wne="http://schemas.microsoft.com/office/word/2006/wordml" xmlns:wp14="http://schemas.microsoft.com/office/word/2010/wordprocessingDrawing" xmlns:wp="http://schemas.openxmlformats.org/drawingml/2006/wordprocessingDrawing" xmlns:wpc="http://schemas.microsoft.com/office/word/2010/wordprocessingCanvas" xmlns:wpg="http://schemas.microsoft.com/office/word/2010/wordprocessingGroup" xmlns:wpi="http://schemas.microsoft.com/office/word/2010/wordprocessingInk" xmlns:wps="http://schemas.microsoft.com/office/word/2010/wordprocessingShape" mc:Ignorable="w14 wp14">
+  <w:p>
+    <w:pPr>
+      <w:pStyle w:val="Footer"/>
+      <w:jc w:val="center"/>
+    </w:pPr>
+    <w:r>
+      <w:fldChar w:fldCharType="begin"/>
+      <w:instrText xml:space="preserve">PAGE</w:instrText>
+      <w:fldChar w:fldCharType="end"/>
+    </w:r>
+  </w:p>
+</w:ftr>
 </file>
 
 <file path=word/numbering.xml><?xml version="1.0" encoding="utf-8"?>
